--- a/P32/3.2P - Answers Null Pointer-2.docx
+++ b/P32/3.2P - Answers Null Pointer-2.docx
@@ -402,18 +402,8 @@
                               <w:spacing w:line="501" w:lineRule="auto"/>
                               <w:ind w:left="84" w:right="3246"/>
                             </w:pPr>
-                            <w:proofErr w:type="spellStart"/>
-                            <w:proofErr w:type="gramStart"/>
-                            <w:r>
-                              <w:t>myCounters</w:t>
-                            </w:r>
-                            <w:proofErr w:type="spellEnd"/>
-                            <w:r>
-                              <w:t>[</w:t>
-                            </w:r>
-                            <w:proofErr w:type="gramEnd"/>
-                            <w:r>
-                              <w:t>0]</w:t>
+                            <w:r>
+                              <w:t>myCounters[0]</w:t>
                             </w:r>
                             <w:r>
                               <w:rPr>
@@ -443,13 +433,8 @@
                               </w:rPr>
                               <w:t xml:space="preserve"> </w:t>
                             </w:r>
-                            <w:proofErr w:type="gramStart"/>
-                            <w:r>
-                              <w:t>Counter(</w:t>
-                            </w:r>
-                            <w:proofErr w:type="gramEnd"/>
-                            <w:r>
-                              <w:t>"Counter</w:t>
+                            <w:r>
+                              <w:t>Counter("Counter</w:t>
                             </w:r>
                             <w:r>
                               <w:rPr>
@@ -458,20 +443,7 @@
                               <w:t xml:space="preserve"> </w:t>
                             </w:r>
                             <w:r>
-                              <w:t xml:space="preserve">1") </w:t>
-                            </w:r>
-                            <w:proofErr w:type="spellStart"/>
-                            <w:proofErr w:type="gramStart"/>
-                            <w:r>
-                              <w:t>myCounters</w:t>
-                            </w:r>
-                            <w:proofErr w:type="spellEnd"/>
-                            <w:r>
-                              <w:t>[</w:t>
-                            </w:r>
-                            <w:proofErr w:type="gramEnd"/>
-                            <w:r>
-                              <w:t>1]</w:t>
+                              <w:t>1") myCounters[1]</w:t>
                             </w:r>
                             <w:r>
                               <w:rPr>
@@ -501,13 +473,8 @@
                               </w:rPr>
                               <w:t xml:space="preserve"> </w:t>
                             </w:r>
-                            <w:proofErr w:type="gramStart"/>
-                            <w:r>
-                              <w:t>Counter(</w:t>
-                            </w:r>
-                            <w:proofErr w:type="gramEnd"/>
-                            <w:r>
-                              <w:t>"Counter</w:t>
+                            <w:r>
+                              <w:t>Counter("Counter</w:t>
                             </w:r>
                             <w:r>
                               <w:rPr>
@@ -528,18 +495,8 @@
                               <w:spacing w:line="229" w:lineRule="exact"/>
                               <w:ind w:left="84"/>
                             </w:pPr>
-                            <w:proofErr w:type="spellStart"/>
-                            <w:proofErr w:type="gramStart"/>
-                            <w:r>
-                              <w:t>myCounters</w:t>
-                            </w:r>
-                            <w:proofErr w:type="spellEnd"/>
-                            <w:r>
-                              <w:t>[</w:t>
-                            </w:r>
-                            <w:proofErr w:type="gramEnd"/>
-                            <w:r>
-                              <w:t>2]</w:t>
+                            <w:r>
+                              <w:t>myCounters[2]</w:t>
                             </w:r>
                             <w:r>
                               <w:rPr>
@@ -588,20 +545,7 @@
                               <w:t xml:space="preserve"> </w:t>
                             </w:r>
                             <w:r>
-                              <w:t xml:space="preserve">as </w:t>
-                            </w:r>
-                            <w:proofErr w:type="spellStart"/>
-                            <w:proofErr w:type="gramStart"/>
-                            <w:r>
-                              <w:t>myCounters</w:t>
-                            </w:r>
-                            <w:proofErr w:type="spellEnd"/>
-                            <w:r>
-                              <w:t>[</w:t>
-                            </w:r>
-                            <w:proofErr w:type="gramEnd"/>
-                            <w:r>
-                              <w:t>1],</w:t>
+                              <w:t>as myCounters[1],</w:t>
                             </w:r>
                             <w:r>
                               <w:rPr>
@@ -716,18 +660,8 @@
                         <w:spacing w:line="501" w:lineRule="auto"/>
                         <w:ind w:left="84" w:right="3246"/>
                       </w:pPr>
-                      <w:proofErr w:type="spellStart"/>
-                      <w:proofErr w:type="gramStart"/>
-                      <w:r>
-                        <w:t>myCounters</w:t>
-                      </w:r>
-                      <w:proofErr w:type="spellEnd"/>
-                      <w:r>
-                        <w:t>[</w:t>
-                      </w:r>
-                      <w:proofErr w:type="gramEnd"/>
-                      <w:r>
-                        <w:t>0]</w:t>
+                      <w:r>
+                        <w:t>myCounters[0]</w:t>
                       </w:r>
                       <w:r>
                         <w:rPr>
@@ -757,13 +691,8 @@
                         </w:rPr>
                         <w:t xml:space="preserve"> </w:t>
                       </w:r>
-                      <w:proofErr w:type="gramStart"/>
-                      <w:r>
-                        <w:t>Counter(</w:t>
-                      </w:r>
-                      <w:proofErr w:type="gramEnd"/>
-                      <w:r>
-                        <w:t>"Counter</w:t>
+                      <w:r>
+                        <w:t>Counter("Counter</w:t>
                       </w:r>
                       <w:r>
                         <w:rPr>
@@ -772,20 +701,7 @@
                         <w:t xml:space="preserve"> </w:t>
                       </w:r>
                       <w:r>
-                        <w:t xml:space="preserve">1") </w:t>
-                      </w:r>
-                      <w:proofErr w:type="spellStart"/>
-                      <w:proofErr w:type="gramStart"/>
-                      <w:r>
-                        <w:t>myCounters</w:t>
-                      </w:r>
-                      <w:proofErr w:type="spellEnd"/>
-                      <w:r>
-                        <w:t>[</w:t>
-                      </w:r>
-                      <w:proofErr w:type="gramEnd"/>
-                      <w:r>
-                        <w:t>1]</w:t>
+                        <w:t>1") myCounters[1]</w:t>
                       </w:r>
                       <w:r>
                         <w:rPr>
@@ -815,13 +731,8 @@
                         </w:rPr>
                         <w:t xml:space="preserve"> </w:t>
                       </w:r>
-                      <w:proofErr w:type="gramStart"/>
-                      <w:r>
-                        <w:t>Counter(</w:t>
-                      </w:r>
-                      <w:proofErr w:type="gramEnd"/>
-                      <w:r>
-                        <w:t>"Counter</w:t>
+                      <w:r>
+                        <w:t>Counter("Counter</w:t>
                       </w:r>
                       <w:r>
                         <w:rPr>
@@ -842,18 +753,8 @@
                         <w:spacing w:line="229" w:lineRule="exact"/>
                         <w:ind w:left="84"/>
                       </w:pPr>
-                      <w:proofErr w:type="spellStart"/>
-                      <w:proofErr w:type="gramStart"/>
-                      <w:r>
-                        <w:t>myCounters</w:t>
-                      </w:r>
-                      <w:proofErr w:type="spellEnd"/>
-                      <w:r>
-                        <w:t>[</w:t>
-                      </w:r>
-                      <w:proofErr w:type="gramEnd"/>
-                      <w:r>
-                        <w:t>2]</w:t>
+                      <w:r>
+                        <w:t>myCounters[2]</w:t>
                       </w:r>
                       <w:r>
                         <w:rPr>
@@ -902,20 +803,7 @@
                         <w:t xml:space="preserve"> </w:t>
                       </w:r>
                       <w:r>
-                        <w:t xml:space="preserve">as </w:t>
-                      </w:r>
-                      <w:proofErr w:type="spellStart"/>
-                      <w:proofErr w:type="gramStart"/>
-                      <w:r>
-                        <w:t>myCounters</w:t>
-                      </w:r>
-                      <w:proofErr w:type="spellEnd"/>
-                      <w:r>
-                        <w:t>[</w:t>
-                      </w:r>
-                      <w:proofErr w:type="gramEnd"/>
-                      <w:r>
-                        <w:t>1],</w:t>
+                        <w:t>as myCounters[1],</w:t>
                       </w:r>
                       <w:r>
                         <w:rPr>
@@ -1086,46 +974,7 @@
                               <w:ind w:left="84"/>
                             </w:pPr>
                             <w:r>
-                              <w:t>Variables created with new (</w:t>
-                            </w:r>
-                            <w:proofErr w:type="spellStart"/>
-                            <w:proofErr w:type="gramStart"/>
-                            <w:r>
-                              <w:t>myCounters</w:t>
-                            </w:r>
-                            <w:proofErr w:type="spellEnd"/>
-                            <w:r>
-                              <w:t>[</w:t>
-                            </w:r>
-                            <w:proofErr w:type="gramEnd"/>
-                            <w:r>
-                              <w:t xml:space="preserve">0], </w:t>
-                            </w:r>
-                            <w:proofErr w:type="spellStart"/>
-                            <w:proofErr w:type="gramStart"/>
-                            <w:r>
-                              <w:t>myCounters</w:t>
-                            </w:r>
-                            <w:proofErr w:type="spellEnd"/>
-                            <w:r>
-                              <w:t>[</w:t>
-                            </w:r>
-                            <w:proofErr w:type="gramEnd"/>
-                            <w:r>
-                              <w:t xml:space="preserve">1]) are new objects on the heap. </w:t>
-                            </w:r>
-                            <w:proofErr w:type="spellStart"/>
-                            <w:proofErr w:type="gramStart"/>
-                            <w:r>
-                              <w:t>myCounters</w:t>
-                            </w:r>
-                            <w:proofErr w:type="spellEnd"/>
-                            <w:r>
-                              <w:t>[</w:t>
-                            </w:r>
-                            <w:proofErr w:type="gramEnd"/>
-                            <w:r>
-                              <w:t>2]</w:t>
+                              <w:t>Variables created with new (myCounters[0], myCounters[1]) are new objects on the heap. myCounters[2]</w:t>
                             </w:r>
                             <w:r>
                               <w:rPr>
@@ -1187,18 +1036,8 @@
                               </w:rPr>
                               <w:t xml:space="preserve"> </w:t>
                             </w:r>
-                            <w:proofErr w:type="spellStart"/>
-                            <w:proofErr w:type="gramStart"/>
-                            <w:r>
-                              <w:t>myCounters</w:t>
-                            </w:r>
-                            <w:proofErr w:type="spellEnd"/>
-                            <w:r>
-                              <w:t>[</w:t>
-                            </w:r>
-                            <w:proofErr w:type="gramEnd"/>
-                            <w:r>
-                              <w:t>1],</w:t>
+                            <w:r>
+                              <w:t>myCounters[1],</w:t>
                             </w:r>
                             <w:r>
                               <w:rPr>
@@ -1258,11 +1097,9 @@
                               <w:spacing w:before="1"/>
                               <w:ind w:left="84"/>
                             </w:pPr>
-                            <w:proofErr w:type="gramStart"/>
                             <w:r>
                               <w:t>So</w:t>
                             </w:r>
-                            <w:proofErr w:type="gramEnd"/>
                             <w:r>
                               <w:rPr>
                                 <w:spacing w:val="-1"/>
@@ -1278,13 +1115,8 @@
                               </w:rPr>
                               <w:t xml:space="preserve"> </w:t>
                             </w:r>
-                            <w:proofErr w:type="gramStart"/>
-                            <w:r>
-                              <w:t>new</w:t>
-                            </w:r>
-                            <w:proofErr w:type="gramEnd"/>
-                            <w:r>
-                              <w:t xml:space="preserve"> creates</w:t>
+                            <w:r>
+                              <w:t>new creates</w:t>
                             </w:r>
                             <w:r>
                               <w:rPr>
@@ -1389,46 +1221,7 @@
                         <w:ind w:left="84"/>
                       </w:pPr>
                       <w:r>
-                        <w:t>Variables created with new (</w:t>
-                      </w:r>
-                      <w:proofErr w:type="spellStart"/>
-                      <w:proofErr w:type="gramStart"/>
-                      <w:r>
-                        <w:t>myCounters</w:t>
-                      </w:r>
-                      <w:proofErr w:type="spellEnd"/>
-                      <w:r>
-                        <w:t>[</w:t>
-                      </w:r>
-                      <w:proofErr w:type="gramEnd"/>
-                      <w:r>
-                        <w:t xml:space="preserve">0], </w:t>
-                      </w:r>
-                      <w:proofErr w:type="spellStart"/>
-                      <w:proofErr w:type="gramStart"/>
-                      <w:r>
-                        <w:t>myCounters</w:t>
-                      </w:r>
-                      <w:proofErr w:type="spellEnd"/>
-                      <w:r>
-                        <w:t>[</w:t>
-                      </w:r>
-                      <w:proofErr w:type="gramEnd"/>
-                      <w:r>
-                        <w:t xml:space="preserve">1]) are new objects on the heap. </w:t>
-                      </w:r>
-                      <w:proofErr w:type="spellStart"/>
-                      <w:proofErr w:type="gramStart"/>
-                      <w:r>
-                        <w:t>myCounters</w:t>
-                      </w:r>
-                      <w:proofErr w:type="spellEnd"/>
-                      <w:r>
-                        <w:t>[</w:t>
-                      </w:r>
-                      <w:proofErr w:type="gramEnd"/>
-                      <w:r>
-                        <w:t>2]</w:t>
+                        <w:t>Variables created with new (myCounters[0], myCounters[1]) are new objects on the heap. myCounters[2]</w:t>
                       </w:r>
                       <w:r>
                         <w:rPr>
@@ -1490,18 +1283,8 @@
                         </w:rPr>
                         <w:t xml:space="preserve"> </w:t>
                       </w:r>
-                      <w:proofErr w:type="spellStart"/>
-                      <w:proofErr w:type="gramStart"/>
-                      <w:r>
-                        <w:t>myCounters</w:t>
-                      </w:r>
-                      <w:proofErr w:type="spellEnd"/>
-                      <w:r>
-                        <w:t>[</w:t>
-                      </w:r>
-                      <w:proofErr w:type="gramEnd"/>
-                      <w:r>
-                        <w:t>1],</w:t>
+                      <w:r>
+                        <w:t>myCounters[1],</w:t>
                       </w:r>
                       <w:r>
                         <w:rPr>
@@ -1561,11 +1344,9 @@
                         <w:spacing w:before="1"/>
                         <w:ind w:left="84"/>
                       </w:pPr>
-                      <w:proofErr w:type="gramStart"/>
                       <w:r>
                         <w:t>So</w:t>
                       </w:r>
-                      <w:proofErr w:type="gramEnd"/>
                       <w:r>
                         <w:rPr>
                           <w:spacing w:val="-1"/>
@@ -1581,13 +1362,8 @@
                         </w:rPr>
                         <w:t xml:space="preserve"> </w:t>
                       </w:r>
-                      <w:proofErr w:type="gramStart"/>
-                      <w:r>
-                        <w:t>new</w:t>
-                      </w:r>
-                      <w:proofErr w:type="gramEnd"/>
-                      <w:r>
-                        <w:t xml:space="preserve"> creates</w:t>
+                      <w:r>
+                        <w:t>new creates</w:t>
                       </w:r>
                       <w:r>
                         <w:rPr>
@@ -1722,7 +1498,6 @@
         </w:rPr>
         <w:t xml:space="preserve">function, explain why the statement </w:t>
       </w:r>
-      <w:proofErr w:type="spellStart"/>
       <w:r>
         <w:rPr>
           <w:b/>
@@ -1731,19 +1506,11 @@
         </w:rPr>
         <w:t>myCounters</w:t>
       </w:r>
-      <w:proofErr w:type="spellEnd"/>
-      <w:r>
-        <w:rPr>
-          <w:sz w:val="26"/>
-        </w:rPr>
-        <w:t>[2</w:t>
-      </w:r>
-      <w:proofErr w:type="gramStart"/>
-      <w:r>
-        <w:rPr>
-          <w:sz w:val="26"/>
-        </w:rPr>
-        <w:t>].</w:t>
+      <w:r>
+        <w:rPr>
+          <w:sz w:val="26"/>
+        </w:rPr>
+        <w:t>[2].</w:t>
       </w:r>
       <w:r>
         <w:rPr>
@@ -1753,15 +1520,12 @@
         </w:rPr>
         <w:t>Reset</w:t>
       </w:r>
-      <w:proofErr w:type="gramEnd"/>
       <w:r>
         <w:rPr>
           <w:sz w:val="26"/>
         </w:rPr>
         <w:t xml:space="preserve">(); also changes the value of </w:t>
       </w:r>
-      <w:proofErr w:type="spellStart"/>
-      <w:proofErr w:type="gramStart"/>
       <w:r>
         <w:rPr>
           <w:b/>
@@ -1779,19 +1543,11 @@
         </w:rPr>
         <w:t>s</w:t>
       </w:r>
-      <w:proofErr w:type="spellEnd"/>
-      <w:r>
-        <w:rPr>
-          <w:sz w:val="26"/>
-        </w:rPr>
-        <w:t>[</w:t>
-      </w:r>
-      <w:proofErr w:type="gramEnd"/>
-      <w:r>
-        <w:rPr>
-          <w:sz w:val="26"/>
-        </w:rPr>
-        <w:t>0].</w:t>
+      <w:r>
+        <w:rPr>
+          <w:sz w:val="26"/>
+        </w:rPr>
+        <w:t>[0].</w:t>
       </w:r>
     </w:p>
     <w:p>
@@ -1851,476 +1607,11 @@
                           <w:p>
                             <w:pPr>
                               <w:pStyle w:val="BodyText"/>
-                              <w:spacing w:before="96" w:line="249" w:lineRule="auto"/>
-                              <w:ind w:left="84"/>
-                            </w:pPr>
-                            <w:r>
-                              <w:t xml:space="preserve">In the Main function, the statement </w:t>
-                            </w:r>
-                            <w:proofErr w:type="spellStart"/>
-                            <w:r>
-                              <w:t>myCounters</w:t>
-                            </w:r>
-                            <w:proofErr w:type="spellEnd"/>
-                            <w:r>
-                              <w:t>[2</w:t>
-                            </w:r>
-                            <w:proofErr w:type="gramStart"/>
-                            <w:r>
-                              <w:t>].Reset</w:t>
-                            </w:r>
-                            <w:proofErr w:type="gramEnd"/>
-                            <w:r>
-                              <w:t xml:space="preserve">(); does not change the value of </w:t>
-                            </w:r>
-                            <w:proofErr w:type="spellStart"/>
-                            <w:proofErr w:type="gramStart"/>
-                            <w:r>
-                              <w:t>myCounters</w:t>
-                            </w:r>
-                            <w:proofErr w:type="spellEnd"/>
-                            <w:r>
-                              <w:t>[</w:t>
-                            </w:r>
-                            <w:proofErr w:type="gramEnd"/>
-                            <w:r>
-                              <w:t>0]</w:t>
-                            </w:r>
-                            <w:r>
-                              <w:rPr>
-                                <w:spacing w:val="-5"/>
-                              </w:rPr>
-                              <w:t xml:space="preserve"> </w:t>
-                            </w:r>
-                            <w:r>
-                              <w:t>because</w:t>
-                            </w:r>
-                            <w:r>
-                              <w:rPr>
-                                <w:spacing w:val="-5"/>
-                              </w:rPr>
-                              <w:t xml:space="preserve"> </w:t>
-                            </w:r>
-                            <w:proofErr w:type="spellStart"/>
-                            <w:proofErr w:type="gramStart"/>
-                            <w:r>
-                              <w:t>myCounters</w:t>
-                            </w:r>
-                            <w:proofErr w:type="spellEnd"/>
-                            <w:r>
-                              <w:t>[</w:t>
-                            </w:r>
-                            <w:proofErr w:type="gramEnd"/>
-                            <w:r>
-                              <w:t>0]</w:t>
-                            </w:r>
-                            <w:r>
-                              <w:rPr>
-                                <w:spacing w:val="-5"/>
-                              </w:rPr>
-                              <w:t xml:space="preserve"> </w:t>
-                            </w:r>
-                            <w:r>
-                              <w:t>and</w:t>
-                            </w:r>
-                            <w:r>
-                              <w:rPr>
-                                <w:spacing w:val="-5"/>
-                              </w:rPr>
-                              <w:t xml:space="preserve"> </w:t>
-                            </w:r>
-                            <w:proofErr w:type="spellStart"/>
-                            <w:proofErr w:type="gramStart"/>
-                            <w:r>
-                              <w:t>myCounters</w:t>
-                            </w:r>
-                            <w:proofErr w:type="spellEnd"/>
-                            <w:r>
-                              <w:t>[</w:t>
-                            </w:r>
-                            <w:proofErr w:type="gramEnd"/>
-                            <w:r>
-                              <w:t>2]</w:t>
-                            </w:r>
-                            <w:r>
-                              <w:rPr>
-                                <w:spacing w:val="-5"/>
-                              </w:rPr>
-                              <w:t xml:space="preserve"> </w:t>
-                            </w:r>
-                            <w:r>
-                              <w:t>refer</w:t>
-                            </w:r>
-                            <w:r>
-                              <w:rPr>
-                                <w:spacing w:val="-5"/>
-                              </w:rPr>
-                              <w:t xml:space="preserve"> </w:t>
-                            </w:r>
-                            <w:r>
-                              <w:t>to</w:t>
-                            </w:r>
-                            <w:r>
-                              <w:rPr>
-                                <w:spacing w:val="-5"/>
-                              </w:rPr>
-                              <w:t xml:space="preserve"> </w:t>
-                            </w:r>
-                            <w:r>
-                              <w:t>different</w:t>
-                            </w:r>
-                            <w:r>
-                              <w:rPr>
-                                <w:spacing w:val="-5"/>
-                              </w:rPr>
-                              <w:t xml:space="preserve"> </w:t>
-                            </w:r>
-                            <w:r>
-                              <w:t>Counter</w:t>
-                            </w:r>
-                            <w:r>
-                              <w:rPr>
-                                <w:spacing w:val="-5"/>
-                              </w:rPr>
-                              <w:t xml:space="preserve"> </w:t>
-                            </w:r>
-                            <w:r>
-                              <w:t>objects.</w:t>
-                            </w:r>
-                          </w:p>
-                          <w:p>
-                            <w:pPr>
-                              <w:pStyle w:val="BodyText"/>
-                              <w:spacing w:before="11"/>
-                            </w:pPr>
-                          </w:p>
-                          <w:p>
-                            <w:pPr>
-                              <w:pStyle w:val="BodyText"/>
                               <w:spacing w:line="249" w:lineRule="auto"/>
                               <w:ind w:left="84"/>
                             </w:pPr>
-                            <w:proofErr w:type="spellStart"/>
-                            <w:proofErr w:type="gramStart"/>
-                            <w:r>
-                              <w:t>myCounters</w:t>
-                            </w:r>
-                            <w:proofErr w:type="spellEnd"/>
-                            <w:r>
-                              <w:t>[</w:t>
-                            </w:r>
-                            <w:proofErr w:type="gramEnd"/>
-                            <w:r>
-                              <w:t>0]</w:t>
-                            </w:r>
-                            <w:r>
-                              <w:rPr>
-                                <w:spacing w:val="-4"/>
-                              </w:rPr>
-                              <w:t xml:space="preserve"> </w:t>
-                            </w:r>
-                            <w:r>
-                              <w:t>points</w:t>
-                            </w:r>
-                            <w:r>
-                              <w:rPr>
-                                <w:spacing w:val="-3"/>
-                              </w:rPr>
-                              <w:t xml:space="preserve"> </w:t>
-                            </w:r>
-                            <w:r>
-                              <w:t>to</w:t>
-                            </w:r>
-                            <w:r>
-                              <w:rPr>
-                                <w:spacing w:val="-3"/>
-                              </w:rPr>
-                              <w:t xml:space="preserve"> </w:t>
-                            </w:r>
-                            <w:r>
-                              <w:t>a</w:t>
-                            </w:r>
-                            <w:r>
-                              <w:rPr>
-                                <w:spacing w:val="-3"/>
-                              </w:rPr>
-                              <w:t xml:space="preserve"> </w:t>
-                            </w:r>
-                            <w:r>
-                              <w:t>Counter</w:t>
-                            </w:r>
-                            <w:r>
-                              <w:rPr>
-                                <w:spacing w:val="-3"/>
-                              </w:rPr>
-                              <w:t xml:space="preserve"> </w:t>
-                            </w:r>
-                            <w:r>
-                              <w:t>object</w:t>
-                            </w:r>
-                            <w:r>
-                              <w:rPr>
-                                <w:spacing w:val="-4"/>
-                              </w:rPr>
-                              <w:t xml:space="preserve"> </w:t>
-                            </w:r>
-                            <w:r>
-                              <w:t>created</w:t>
-                            </w:r>
-                            <w:r>
-                              <w:rPr>
-                                <w:spacing w:val="-3"/>
-                              </w:rPr>
-                              <w:t xml:space="preserve"> </w:t>
-                            </w:r>
-                            <w:r>
-                              <w:t>with</w:t>
-                            </w:r>
-                            <w:r>
-                              <w:rPr>
-                                <w:spacing w:val="-3"/>
-                              </w:rPr>
-                              <w:t xml:space="preserve"> </w:t>
-                            </w:r>
-                            <w:r>
-                              <w:t>"Counter</w:t>
-                            </w:r>
-                            <w:r>
-                              <w:rPr>
-                                <w:spacing w:val="-3"/>
-                              </w:rPr>
-                              <w:t xml:space="preserve"> </w:t>
-                            </w:r>
-                            <w:r>
-                              <w:t>1",</w:t>
-                            </w:r>
-                            <w:r>
-                              <w:rPr>
-                                <w:spacing w:val="-4"/>
-                              </w:rPr>
-                              <w:t xml:space="preserve"> </w:t>
-                            </w:r>
-                            <w:r>
-                              <w:t>while</w:t>
-                            </w:r>
-                            <w:r>
-                              <w:rPr>
-                                <w:spacing w:val="-3"/>
-                              </w:rPr>
-                              <w:t xml:space="preserve"> </w:t>
-                            </w:r>
-                            <w:proofErr w:type="spellStart"/>
-                            <w:proofErr w:type="gramStart"/>
-                            <w:r>
-                              <w:t>myCounters</w:t>
-                            </w:r>
-                            <w:proofErr w:type="spellEnd"/>
-                            <w:r>
-                              <w:t>[</w:t>
-                            </w:r>
-                            <w:proofErr w:type="gramEnd"/>
-                            <w:r>
-                              <w:t>2]</w:t>
-                            </w:r>
-                            <w:r>
-                              <w:rPr>
-                                <w:spacing w:val="-4"/>
-                              </w:rPr>
-                              <w:t xml:space="preserve"> </w:t>
-                            </w:r>
-                            <w:r>
-                              <w:t>is</w:t>
-                            </w:r>
-                            <w:r>
-                              <w:rPr>
-                                <w:spacing w:val="-3"/>
-                              </w:rPr>
-                              <w:t xml:space="preserve"> </w:t>
-                            </w:r>
-                            <w:r>
-                              <w:t xml:space="preserve">a reference to the same object as </w:t>
-                            </w:r>
-                            <w:proofErr w:type="spellStart"/>
-                            <w:proofErr w:type="gramStart"/>
-                            <w:r>
-                              <w:t>myCounters</w:t>
-                            </w:r>
-                            <w:proofErr w:type="spellEnd"/>
-                            <w:r>
-                              <w:t>[</w:t>
-                            </w:r>
-                            <w:proofErr w:type="gramEnd"/>
-                            <w:r>
-                              <w:t>1] ("Counter 2").</w:t>
-                            </w:r>
-                          </w:p>
-                          <w:p>
-                            <w:pPr>
-                              <w:pStyle w:val="BodyText"/>
-                              <w:spacing w:before="12"/>
-                            </w:pPr>
-                          </w:p>
-                          <w:p>
-                            <w:pPr>
-                              <w:pStyle w:val="BodyText"/>
-                              <w:spacing w:line="249" w:lineRule="auto"/>
-                              <w:ind w:left="84"/>
-                            </w:pPr>
-                            <w:r>
-                              <w:t>Therefore,</w:t>
-                            </w:r>
-                            <w:r>
-                              <w:rPr>
-                                <w:spacing w:val="-5"/>
-                              </w:rPr>
-                              <w:t xml:space="preserve"> </w:t>
-                            </w:r>
-                            <w:r>
-                              <w:t>calling</w:t>
-                            </w:r>
-                            <w:r>
-                              <w:rPr>
-                                <w:spacing w:val="-4"/>
-                              </w:rPr>
-                              <w:t xml:space="preserve"> </w:t>
-                            </w:r>
-                            <w:proofErr w:type="gramStart"/>
-                            <w:r>
-                              <w:t>Reset(</w:t>
-                            </w:r>
-                            <w:proofErr w:type="gramEnd"/>
-                            <w:r>
-                              <w:t>)</w:t>
-                            </w:r>
-                            <w:r>
-                              <w:rPr>
-                                <w:spacing w:val="-4"/>
-                              </w:rPr>
-                              <w:t xml:space="preserve"> </w:t>
-                            </w:r>
-                            <w:r>
-                              <w:t>on</w:t>
-                            </w:r>
-                            <w:r>
-                              <w:rPr>
-                                <w:spacing w:val="-4"/>
-                              </w:rPr>
-                              <w:t xml:space="preserve"> </w:t>
-                            </w:r>
-                            <w:proofErr w:type="spellStart"/>
-                            <w:proofErr w:type="gramStart"/>
-                            <w:r>
-                              <w:t>myCounters</w:t>
-                            </w:r>
-                            <w:proofErr w:type="spellEnd"/>
-                            <w:r>
-                              <w:t>[</w:t>
-                            </w:r>
-                            <w:proofErr w:type="gramEnd"/>
-                            <w:r>
-                              <w:t>2]</w:t>
-                            </w:r>
-                            <w:r>
-                              <w:rPr>
-                                <w:spacing w:val="-5"/>
-                              </w:rPr>
-                              <w:t xml:space="preserve"> </w:t>
-                            </w:r>
-                            <w:r>
-                              <w:t>only</w:t>
-                            </w:r>
-                            <w:r>
-                              <w:rPr>
-                                <w:spacing w:val="-4"/>
-                              </w:rPr>
-                              <w:t xml:space="preserve"> </w:t>
-                            </w:r>
-                            <w:r>
-                              <w:t>affects</w:t>
-                            </w:r>
-                            <w:r>
-                              <w:rPr>
-                                <w:spacing w:val="-4"/>
-                              </w:rPr>
-                              <w:t xml:space="preserve"> </w:t>
-                            </w:r>
-                            <w:r>
-                              <w:t>the</w:t>
-                            </w:r>
-                            <w:r>
-                              <w:rPr>
-                                <w:spacing w:val="-4"/>
-                              </w:rPr>
-                              <w:t xml:space="preserve"> </w:t>
-                            </w:r>
-                            <w:r>
-                              <w:t>Counter</w:t>
-                            </w:r>
-                            <w:r>
-                              <w:rPr>
-                                <w:spacing w:val="-4"/>
-                              </w:rPr>
-                              <w:t xml:space="preserve"> </w:t>
-                            </w:r>
-                            <w:r>
-                              <w:t>object</w:t>
-                            </w:r>
-                            <w:r>
-                              <w:rPr>
-                                <w:spacing w:val="-5"/>
-                              </w:rPr>
-                              <w:t xml:space="preserve"> </w:t>
-                            </w:r>
-                            <w:r>
-                              <w:t>assigned</w:t>
-                            </w:r>
-                            <w:r>
-                              <w:rPr>
-                                <w:spacing w:val="-4"/>
-                              </w:rPr>
-                              <w:t xml:space="preserve"> </w:t>
-                            </w:r>
-                            <w:r>
-                              <w:t xml:space="preserve">to </w:t>
-                            </w:r>
-                            <w:proofErr w:type="spellStart"/>
-                            <w:proofErr w:type="gramStart"/>
-                            <w:r>
-                              <w:t>myCounters</w:t>
-                            </w:r>
-                            <w:proofErr w:type="spellEnd"/>
-                            <w:r>
-                              <w:t>[</w:t>
-                            </w:r>
-                            <w:proofErr w:type="gramEnd"/>
-                            <w:r>
-                              <w:t xml:space="preserve">1] and </w:t>
-                            </w:r>
-                            <w:proofErr w:type="spellStart"/>
-                            <w:proofErr w:type="gramStart"/>
-                            <w:r>
-                              <w:t>myCounters</w:t>
-                            </w:r>
-                            <w:proofErr w:type="spellEnd"/>
-                            <w:r>
-                              <w:t>[</w:t>
-                            </w:r>
-                            <w:proofErr w:type="gramEnd"/>
-                            <w:r>
-                              <w:t xml:space="preserve">2], and does not affect </w:t>
-                            </w:r>
-                            <w:proofErr w:type="spellStart"/>
-                            <w:proofErr w:type="gramStart"/>
-                            <w:r>
-                              <w:t>myCounters</w:t>
-                            </w:r>
-                            <w:proofErr w:type="spellEnd"/>
-                            <w:r>
-                              <w:t>[</w:t>
-                            </w:r>
-                            <w:proofErr w:type="gramEnd"/>
-                            <w:r>
-                              <w:t>0].</w:t>
+                            <w:r>
+                              <w:t>The statement myCounters[2].Reset(); does not change the value of myCounters[0]. It only affects myCounters[1], because myCounters[2] and myCounters[1] point to the same Counter object, while myCounters[0] is a separate, independent object and only have one reference.</w:t>
                             </w:r>
                           </w:p>
                         </w:txbxContent>
@@ -2343,476 +1634,11 @@
                     <w:p>
                       <w:pPr>
                         <w:pStyle w:val="BodyText"/>
-                        <w:spacing w:before="96" w:line="249" w:lineRule="auto"/>
-                        <w:ind w:left="84"/>
-                      </w:pPr>
-                      <w:r>
-                        <w:t xml:space="preserve">In the Main function, the statement </w:t>
-                      </w:r>
-                      <w:proofErr w:type="spellStart"/>
-                      <w:r>
-                        <w:t>myCounters</w:t>
-                      </w:r>
-                      <w:proofErr w:type="spellEnd"/>
-                      <w:r>
-                        <w:t>[2</w:t>
-                      </w:r>
-                      <w:proofErr w:type="gramStart"/>
-                      <w:r>
-                        <w:t>].Reset</w:t>
-                      </w:r>
-                      <w:proofErr w:type="gramEnd"/>
-                      <w:r>
-                        <w:t xml:space="preserve">(); does not change the value of </w:t>
-                      </w:r>
-                      <w:proofErr w:type="spellStart"/>
-                      <w:proofErr w:type="gramStart"/>
-                      <w:r>
-                        <w:t>myCounters</w:t>
-                      </w:r>
-                      <w:proofErr w:type="spellEnd"/>
-                      <w:r>
-                        <w:t>[</w:t>
-                      </w:r>
-                      <w:proofErr w:type="gramEnd"/>
-                      <w:r>
-                        <w:t>0]</w:t>
-                      </w:r>
-                      <w:r>
-                        <w:rPr>
-                          <w:spacing w:val="-5"/>
-                        </w:rPr>
-                        <w:t xml:space="preserve"> </w:t>
-                      </w:r>
-                      <w:r>
-                        <w:t>because</w:t>
-                      </w:r>
-                      <w:r>
-                        <w:rPr>
-                          <w:spacing w:val="-5"/>
-                        </w:rPr>
-                        <w:t xml:space="preserve"> </w:t>
-                      </w:r>
-                      <w:proofErr w:type="spellStart"/>
-                      <w:proofErr w:type="gramStart"/>
-                      <w:r>
-                        <w:t>myCounters</w:t>
-                      </w:r>
-                      <w:proofErr w:type="spellEnd"/>
-                      <w:r>
-                        <w:t>[</w:t>
-                      </w:r>
-                      <w:proofErr w:type="gramEnd"/>
-                      <w:r>
-                        <w:t>0]</w:t>
-                      </w:r>
-                      <w:r>
-                        <w:rPr>
-                          <w:spacing w:val="-5"/>
-                        </w:rPr>
-                        <w:t xml:space="preserve"> </w:t>
-                      </w:r>
-                      <w:r>
-                        <w:t>and</w:t>
-                      </w:r>
-                      <w:r>
-                        <w:rPr>
-                          <w:spacing w:val="-5"/>
-                        </w:rPr>
-                        <w:t xml:space="preserve"> </w:t>
-                      </w:r>
-                      <w:proofErr w:type="spellStart"/>
-                      <w:proofErr w:type="gramStart"/>
-                      <w:r>
-                        <w:t>myCounters</w:t>
-                      </w:r>
-                      <w:proofErr w:type="spellEnd"/>
-                      <w:r>
-                        <w:t>[</w:t>
-                      </w:r>
-                      <w:proofErr w:type="gramEnd"/>
-                      <w:r>
-                        <w:t>2]</w:t>
-                      </w:r>
-                      <w:r>
-                        <w:rPr>
-                          <w:spacing w:val="-5"/>
-                        </w:rPr>
-                        <w:t xml:space="preserve"> </w:t>
-                      </w:r>
-                      <w:r>
-                        <w:t>refer</w:t>
-                      </w:r>
-                      <w:r>
-                        <w:rPr>
-                          <w:spacing w:val="-5"/>
-                        </w:rPr>
-                        <w:t xml:space="preserve"> </w:t>
-                      </w:r>
-                      <w:r>
-                        <w:t>to</w:t>
-                      </w:r>
-                      <w:r>
-                        <w:rPr>
-                          <w:spacing w:val="-5"/>
-                        </w:rPr>
-                        <w:t xml:space="preserve"> </w:t>
-                      </w:r>
-                      <w:r>
-                        <w:t>different</w:t>
-                      </w:r>
-                      <w:r>
-                        <w:rPr>
-                          <w:spacing w:val="-5"/>
-                        </w:rPr>
-                        <w:t xml:space="preserve"> </w:t>
-                      </w:r>
-                      <w:r>
-                        <w:t>Counter</w:t>
-                      </w:r>
-                      <w:r>
-                        <w:rPr>
-                          <w:spacing w:val="-5"/>
-                        </w:rPr>
-                        <w:t xml:space="preserve"> </w:t>
-                      </w:r>
-                      <w:r>
-                        <w:t>objects.</w:t>
-                      </w:r>
-                    </w:p>
-                    <w:p>
-                      <w:pPr>
-                        <w:pStyle w:val="BodyText"/>
-                        <w:spacing w:before="11"/>
-                      </w:pPr>
-                    </w:p>
-                    <w:p>
-                      <w:pPr>
-                        <w:pStyle w:val="BodyText"/>
                         <w:spacing w:line="249" w:lineRule="auto"/>
                         <w:ind w:left="84"/>
                       </w:pPr>
-                      <w:proofErr w:type="spellStart"/>
-                      <w:proofErr w:type="gramStart"/>
-                      <w:r>
-                        <w:t>myCounters</w:t>
-                      </w:r>
-                      <w:proofErr w:type="spellEnd"/>
-                      <w:r>
-                        <w:t>[</w:t>
-                      </w:r>
-                      <w:proofErr w:type="gramEnd"/>
-                      <w:r>
-                        <w:t>0]</w:t>
-                      </w:r>
-                      <w:r>
-                        <w:rPr>
-                          <w:spacing w:val="-4"/>
-                        </w:rPr>
-                        <w:t xml:space="preserve"> </w:t>
-                      </w:r>
-                      <w:r>
-                        <w:t>points</w:t>
-                      </w:r>
-                      <w:r>
-                        <w:rPr>
-                          <w:spacing w:val="-3"/>
-                        </w:rPr>
-                        <w:t xml:space="preserve"> </w:t>
-                      </w:r>
-                      <w:r>
-                        <w:t>to</w:t>
-                      </w:r>
-                      <w:r>
-                        <w:rPr>
-                          <w:spacing w:val="-3"/>
-                        </w:rPr>
-                        <w:t xml:space="preserve"> </w:t>
-                      </w:r>
-                      <w:r>
-                        <w:t>a</w:t>
-                      </w:r>
-                      <w:r>
-                        <w:rPr>
-                          <w:spacing w:val="-3"/>
-                        </w:rPr>
-                        <w:t xml:space="preserve"> </w:t>
-                      </w:r>
-                      <w:r>
-                        <w:t>Counter</w:t>
-                      </w:r>
-                      <w:r>
-                        <w:rPr>
-                          <w:spacing w:val="-3"/>
-                        </w:rPr>
-                        <w:t xml:space="preserve"> </w:t>
-                      </w:r>
-                      <w:r>
-                        <w:t>object</w:t>
-                      </w:r>
-                      <w:r>
-                        <w:rPr>
-                          <w:spacing w:val="-4"/>
-                        </w:rPr>
-                        <w:t xml:space="preserve"> </w:t>
-                      </w:r>
-                      <w:r>
-                        <w:t>created</w:t>
-                      </w:r>
-                      <w:r>
-                        <w:rPr>
-                          <w:spacing w:val="-3"/>
-                        </w:rPr>
-                        <w:t xml:space="preserve"> </w:t>
-                      </w:r>
-                      <w:r>
-                        <w:t>with</w:t>
-                      </w:r>
-                      <w:r>
-                        <w:rPr>
-                          <w:spacing w:val="-3"/>
-                        </w:rPr>
-                        <w:t xml:space="preserve"> </w:t>
-                      </w:r>
-                      <w:r>
-                        <w:t>"Counter</w:t>
-                      </w:r>
-                      <w:r>
-                        <w:rPr>
-                          <w:spacing w:val="-3"/>
-                        </w:rPr>
-                        <w:t xml:space="preserve"> </w:t>
-                      </w:r>
-                      <w:r>
-                        <w:t>1",</w:t>
-                      </w:r>
-                      <w:r>
-                        <w:rPr>
-                          <w:spacing w:val="-4"/>
-                        </w:rPr>
-                        <w:t xml:space="preserve"> </w:t>
-                      </w:r>
-                      <w:r>
-                        <w:t>while</w:t>
-                      </w:r>
-                      <w:r>
-                        <w:rPr>
-                          <w:spacing w:val="-3"/>
-                        </w:rPr>
-                        <w:t xml:space="preserve"> </w:t>
-                      </w:r>
-                      <w:proofErr w:type="spellStart"/>
-                      <w:proofErr w:type="gramStart"/>
-                      <w:r>
-                        <w:t>myCounters</w:t>
-                      </w:r>
-                      <w:proofErr w:type="spellEnd"/>
-                      <w:r>
-                        <w:t>[</w:t>
-                      </w:r>
-                      <w:proofErr w:type="gramEnd"/>
-                      <w:r>
-                        <w:t>2]</w:t>
-                      </w:r>
-                      <w:r>
-                        <w:rPr>
-                          <w:spacing w:val="-4"/>
-                        </w:rPr>
-                        <w:t xml:space="preserve"> </w:t>
-                      </w:r>
-                      <w:r>
-                        <w:t>is</w:t>
-                      </w:r>
-                      <w:r>
-                        <w:rPr>
-                          <w:spacing w:val="-3"/>
-                        </w:rPr>
-                        <w:t xml:space="preserve"> </w:t>
-                      </w:r>
-                      <w:r>
-                        <w:t xml:space="preserve">a reference to the same object as </w:t>
-                      </w:r>
-                      <w:proofErr w:type="spellStart"/>
-                      <w:proofErr w:type="gramStart"/>
-                      <w:r>
-                        <w:t>myCounters</w:t>
-                      </w:r>
-                      <w:proofErr w:type="spellEnd"/>
-                      <w:r>
-                        <w:t>[</w:t>
-                      </w:r>
-                      <w:proofErr w:type="gramEnd"/>
-                      <w:r>
-                        <w:t>1] ("Counter 2").</w:t>
-                      </w:r>
-                    </w:p>
-                    <w:p>
-                      <w:pPr>
-                        <w:pStyle w:val="BodyText"/>
-                        <w:spacing w:before="12"/>
-                      </w:pPr>
-                    </w:p>
-                    <w:p>
-                      <w:pPr>
-                        <w:pStyle w:val="BodyText"/>
-                        <w:spacing w:line="249" w:lineRule="auto"/>
-                        <w:ind w:left="84"/>
-                      </w:pPr>
-                      <w:r>
-                        <w:t>Therefore,</w:t>
-                      </w:r>
-                      <w:r>
-                        <w:rPr>
-                          <w:spacing w:val="-5"/>
-                        </w:rPr>
-                        <w:t xml:space="preserve"> </w:t>
-                      </w:r>
-                      <w:r>
-                        <w:t>calling</w:t>
-                      </w:r>
-                      <w:r>
-                        <w:rPr>
-                          <w:spacing w:val="-4"/>
-                        </w:rPr>
-                        <w:t xml:space="preserve"> </w:t>
-                      </w:r>
-                      <w:proofErr w:type="gramStart"/>
-                      <w:r>
-                        <w:t>Reset(</w:t>
-                      </w:r>
-                      <w:proofErr w:type="gramEnd"/>
-                      <w:r>
-                        <w:t>)</w:t>
-                      </w:r>
-                      <w:r>
-                        <w:rPr>
-                          <w:spacing w:val="-4"/>
-                        </w:rPr>
-                        <w:t xml:space="preserve"> </w:t>
-                      </w:r>
-                      <w:r>
-                        <w:t>on</w:t>
-                      </w:r>
-                      <w:r>
-                        <w:rPr>
-                          <w:spacing w:val="-4"/>
-                        </w:rPr>
-                        <w:t xml:space="preserve"> </w:t>
-                      </w:r>
-                      <w:proofErr w:type="spellStart"/>
-                      <w:proofErr w:type="gramStart"/>
-                      <w:r>
-                        <w:t>myCounters</w:t>
-                      </w:r>
-                      <w:proofErr w:type="spellEnd"/>
-                      <w:r>
-                        <w:t>[</w:t>
-                      </w:r>
-                      <w:proofErr w:type="gramEnd"/>
-                      <w:r>
-                        <w:t>2]</w:t>
-                      </w:r>
-                      <w:r>
-                        <w:rPr>
-                          <w:spacing w:val="-5"/>
-                        </w:rPr>
-                        <w:t xml:space="preserve"> </w:t>
-                      </w:r>
-                      <w:r>
-                        <w:t>only</w:t>
-                      </w:r>
-                      <w:r>
-                        <w:rPr>
-                          <w:spacing w:val="-4"/>
-                        </w:rPr>
-                        <w:t xml:space="preserve"> </w:t>
-                      </w:r>
-                      <w:r>
-                        <w:t>affects</w:t>
-                      </w:r>
-                      <w:r>
-                        <w:rPr>
-                          <w:spacing w:val="-4"/>
-                        </w:rPr>
-                        <w:t xml:space="preserve"> </w:t>
-                      </w:r>
-                      <w:r>
-                        <w:t>the</w:t>
-                      </w:r>
-                      <w:r>
-                        <w:rPr>
-                          <w:spacing w:val="-4"/>
-                        </w:rPr>
-                        <w:t xml:space="preserve"> </w:t>
-                      </w:r>
-                      <w:r>
-                        <w:t>Counter</w:t>
-                      </w:r>
-                      <w:r>
-                        <w:rPr>
-                          <w:spacing w:val="-4"/>
-                        </w:rPr>
-                        <w:t xml:space="preserve"> </w:t>
-                      </w:r>
-                      <w:r>
-                        <w:t>object</w:t>
-                      </w:r>
-                      <w:r>
-                        <w:rPr>
-                          <w:spacing w:val="-5"/>
-                        </w:rPr>
-                        <w:t xml:space="preserve"> </w:t>
-                      </w:r>
-                      <w:r>
-                        <w:t>assigned</w:t>
-                      </w:r>
-                      <w:r>
-                        <w:rPr>
-                          <w:spacing w:val="-4"/>
-                        </w:rPr>
-                        <w:t xml:space="preserve"> </w:t>
-                      </w:r>
-                      <w:r>
-                        <w:t xml:space="preserve">to </w:t>
-                      </w:r>
-                      <w:proofErr w:type="spellStart"/>
-                      <w:proofErr w:type="gramStart"/>
-                      <w:r>
-                        <w:t>myCounters</w:t>
-                      </w:r>
-                      <w:proofErr w:type="spellEnd"/>
-                      <w:r>
-                        <w:t>[</w:t>
-                      </w:r>
-                      <w:proofErr w:type="gramEnd"/>
-                      <w:r>
-                        <w:t xml:space="preserve">1] and </w:t>
-                      </w:r>
-                      <w:proofErr w:type="spellStart"/>
-                      <w:proofErr w:type="gramStart"/>
-                      <w:r>
-                        <w:t>myCounters</w:t>
-                      </w:r>
-                      <w:proofErr w:type="spellEnd"/>
-                      <w:r>
-                        <w:t>[</w:t>
-                      </w:r>
-                      <w:proofErr w:type="gramEnd"/>
-                      <w:r>
-                        <w:t xml:space="preserve">2], and does not affect </w:t>
-                      </w:r>
-                      <w:proofErr w:type="spellStart"/>
-                      <w:proofErr w:type="gramStart"/>
-                      <w:r>
-                        <w:t>myCounters</w:t>
-                      </w:r>
-                      <w:proofErr w:type="spellEnd"/>
-                      <w:r>
-                        <w:t>[</w:t>
-                      </w:r>
-                      <w:proofErr w:type="gramEnd"/>
-                      <w:r>
-                        <w:t>0].</w:t>
+                      <w:r>
+                        <w:t>The statement myCounters[2].Reset(); does not change the value of myCounters[0]. It only affects myCounters[1], because myCounters[2] and myCounters[1] point to the same Counter object, while myCounters[0] is a separate, independent object and only have one reference.</w:t>
                       </w:r>
                     </w:p>
                   </w:txbxContent>
@@ -3739,13 +2565,8 @@
                               </w:rPr>
                               <w:t xml:space="preserve"> </w:t>
                             </w:r>
-                            <w:proofErr w:type="spellStart"/>
-                            <w:r>
-                              <w:t>myCounters</w:t>
-                            </w:r>
-                            <w:proofErr w:type="spellEnd"/>
-                            <w:r>
-                              <w:t>)</w:t>
+                            <w:r>
+                              <w:t>myCounters)</w:t>
                             </w:r>
                             <w:r>
                               <w:rPr>
@@ -3952,13 +2773,8 @@
                         </w:rPr>
                         <w:t xml:space="preserve"> </w:t>
                       </w:r>
-                      <w:proofErr w:type="spellStart"/>
-                      <w:r>
-                        <w:t>myCounters</w:t>
-                      </w:r>
-                      <w:proofErr w:type="spellEnd"/>
-                      <w:r>
-                        <w:t>)</w:t>
+                      <w:r>
+                        <w:t>myCounters)</w:t>
                       </w:r>
                       <w:r>
                         <w:rPr>
@@ -4200,8 +3016,6 @@
         </w:rPr>
         <w:t xml:space="preserve"> </w:t>
       </w:r>
-      <w:proofErr w:type="spellStart"/>
-      <w:proofErr w:type="gramStart"/>
       <w:r>
         <w:rPr>
           <w:i/>
@@ -4209,19 +3023,11 @@
         </w:rPr>
         <w:t>ClassName</w:t>
       </w:r>
-      <w:proofErr w:type="spellEnd"/>
-      <w:r>
-        <w:rPr>
-          <w:sz w:val="26"/>
-        </w:rPr>
-        <w:t>(</w:t>
-      </w:r>
-      <w:proofErr w:type="gramEnd"/>
-      <w:r>
-        <w:rPr>
-          <w:sz w:val="26"/>
-        </w:rPr>
-        <w:t>),</w:t>
+      <w:r>
+        <w:rPr>
+          <w:sz w:val="26"/>
+        </w:rPr>
+        <w:t>(),</w:t>
       </w:r>
       <w:r>
         <w:rPr>
@@ -4243,7 +3049,6 @@
         </w:rPr>
         <w:t xml:space="preserve"> </w:t>
       </w:r>
-      <w:proofErr w:type="spellStart"/>
       <w:r>
         <w:rPr>
           <w:i/>
@@ -4252,7 +3057,6 @@
         </w:rPr>
         <w:t>ClassName</w:t>
       </w:r>
-      <w:proofErr w:type="spellEnd"/>
     </w:p>
     <w:p>
       <w:pPr>
@@ -4305,11 +3109,9 @@
         </w:rPr>
         <w:t xml:space="preserve"> </w:t>
       </w:r>
-      <w:proofErr w:type="gramStart"/>
       <w:r>
         <w:t>application?</w:t>
       </w:r>
-      <w:proofErr w:type="gramEnd"/>
       <w:r>
         <w:rPr>
           <w:spacing w:val="-6"/>
@@ -4446,57 +3248,45 @@
                               </w:rPr>
                               <w:t xml:space="preserve"> </w:t>
                             </w:r>
-                            <w:proofErr w:type="spellStart"/>
-                            <w:proofErr w:type="gramStart"/>
+                            <w:r>
+                              <w:t>ClassName()</w:t>
+                            </w:r>
+                            <w:r>
+                              <w:rPr>
+                                <w:spacing w:val="-4"/>
+                              </w:rPr>
+                              <w:t xml:space="preserve"> </w:t>
+                            </w:r>
+                            <w:r>
+                              <w:t>creates</w:t>
+                            </w:r>
+                            <w:r>
+                              <w:rPr>
+                                <w:spacing w:val="-4"/>
+                              </w:rPr>
+                              <w:t xml:space="preserve"> </w:t>
+                            </w:r>
+                            <w:r>
+                              <w:t>a</w:t>
+                            </w:r>
+                            <w:r>
+                              <w:rPr>
+                                <w:spacing w:val="-4"/>
+                              </w:rPr>
+                              <w:t xml:space="preserve"> </w:t>
+                            </w:r>
+                            <w:r>
+                              <w:t>new</w:t>
+                            </w:r>
+                            <w:r>
+                              <w:rPr>
+                                <w:spacing w:val="-4"/>
+                              </w:rPr>
+                              <w:t xml:space="preserve"> </w:t>
+                            </w:r>
                             <w:r>
                               <w:t>ClassName</w:t>
                             </w:r>
-                            <w:proofErr w:type="spellEnd"/>
-                            <w:r>
-                              <w:t>(</w:t>
-                            </w:r>
-                            <w:proofErr w:type="gramEnd"/>
-                            <w:r>
-                              <w:t>)</w:t>
-                            </w:r>
-                            <w:r>
-                              <w:rPr>
-                                <w:spacing w:val="-4"/>
-                              </w:rPr>
-                              <w:t xml:space="preserve"> </w:t>
-                            </w:r>
-                            <w:r>
-                              <w:t>creates</w:t>
-                            </w:r>
-                            <w:r>
-                              <w:rPr>
-                                <w:spacing w:val="-4"/>
-                              </w:rPr>
-                              <w:t xml:space="preserve"> </w:t>
-                            </w:r>
-                            <w:r>
-                              <w:t>a</w:t>
-                            </w:r>
-                            <w:r>
-                              <w:rPr>
-                                <w:spacing w:val="-4"/>
-                              </w:rPr>
-                              <w:t xml:space="preserve"> </w:t>
-                            </w:r>
-                            <w:r>
-                              <w:t>new</w:t>
-                            </w:r>
-                            <w:r>
-                              <w:rPr>
-                                <w:spacing w:val="-4"/>
-                              </w:rPr>
-                              <w:t xml:space="preserve"> </w:t>
-                            </w:r>
-                            <w:proofErr w:type="spellStart"/>
-                            <w:r>
-                              <w:t>ClassName</w:t>
-                            </w:r>
-                            <w:proofErr w:type="spellEnd"/>
                             <w:r>
                               <w:rPr>
                                 <w:spacing w:val="-4"/>
@@ -4566,57 +3356,45 @@
                         </w:rPr>
                         <w:t xml:space="preserve"> </w:t>
                       </w:r>
-                      <w:proofErr w:type="spellStart"/>
-                      <w:proofErr w:type="gramStart"/>
+                      <w:r>
+                        <w:t>ClassName()</w:t>
+                      </w:r>
+                      <w:r>
+                        <w:rPr>
+                          <w:spacing w:val="-4"/>
+                        </w:rPr>
+                        <w:t xml:space="preserve"> </w:t>
+                      </w:r>
+                      <w:r>
+                        <w:t>creates</w:t>
+                      </w:r>
+                      <w:r>
+                        <w:rPr>
+                          <w:spacing w:val="-4"/>
+                        </w:rPr>
+                        <w:t xml:space="preserve"> </w:t>
+                      </w:r>
+                      <w:r>
+                        <w:t>a</w:t>
+                      </w:r>
+                      <w:r>
+                        <w:rPr>
+                          <w:spacing w:val="-4"/>
+                        </w:rPr>
+                        <w:t xml:space="preserve"> </w:t>
+                      </w:r>
+                      <w:r>
+                        <w:t>new</w:t>
+                      </w:r>
+                      <w:r>
+                        <w:rPr>
+                          <w:spacing w:val="-4"/>
+                        </w:rPr>
+                        <w:t xml:space="preserve"> </w:t>
+                      </w:r>
                       <w:r>
                         <w:t>ClassName</w:t>
                       </w:r>
-                      <w:proofErr w:type="spellEnd"/>
-                      <w:r>
-                        <w:t>(</w:t>
-                      </w:r>
-                      <w:proofErr w:type="gramEnd"/>
-                      <w:r>
-                        <w:t>)</w:t>
-                      </w:r>
-                      <w:r>
-                        <w:rPr>
-                          <w:spacing w:val="-4"/>
-                        </w:rPr>
-                        <w:t xml:space="preserve"> </w:t>
-                      </w:r>
-                      <w:r>
-                        <w:t>creates</w:t>
-                      </w:r>
-                      <w:r>
-                        <w:rPr>
-                          <w:spacing w:val="-4"/>
-                        </w:rPr>
-                        <w:t xml:space="preserve"> </w:t>
-                      </w:r>
-                      <w:r>
-                        <w:t>a</w:t>
-                      </w:r>
-                      <w:r>
-                        <w:rPr>
-                          <w:spacing w:val="-4"/>
-                        </w:rPr>
-                        <w:t xml:space="preserve"> </w:t>
-                      </w:r>
-                      <w:r>
-                        <w:t>new</w:t>
-                      </w:r>
-                      <w:r>
-                        <w:rPr>
-                          <w:spacing w:val="-4"/>
-                        </w:rPr>
-                        <w:t xml:space="preserve"> </w:t>
-                      </w:r>
-                      <w:proofErr w:type="spellStart"/>
-                      <w:r>
-                        <w:t>ClassName</w:t>
-                      </w:r>
-                      <w:proofErr w:type="spellEnd"/>
                       <w:r>
                         <w:rPr>
                           <w:spacing w:val="-4"/>
@@ -4689,7 +3467,6 @@
           <w:sz w:val="26"/>
         </w:rPr>
       </w:pPr>
-      <w:proofErr w:type="gramStart"/>
       <w:r>
         <w:rPr>
           <w:sz w:val="26"/>
@@ -4709,7 +3486,6 @@
         </w:rPr>
         <w:t>the</w:t>
       </w:r>
-      <w:proofErr w:type="gramEnd"/>
       <w:r>
         <w:rPr>
           <w:spacing w:val="30"/>
@@ -4717,7 +3493,6 @@
         </w:rPr>
         <w:t xml:space="preserve">  </w:t>
       </w:r>
-      <w:proofErr w:type="gramStart"/>
       <w:r>
         <w:rPr>
           <w:sz w:val="26"/>
@@ -4752,7 +3527,6 @@
         </w:rPr>
         <w:t xml:space="preserve">  </w:t>
       </w:r>
-      <w:proofErr w:type="spellStart"/>
       <w:r>
         <w:rPr>
           <w:b/>
@@ -4761,8 +3535,6 @@
         </w:rPr>
         <w:t>myCounter</w:t>
       </w:r>
-      <w:proofErr w:type="spellEnd"/>
-      <w:proofErr w:type="gramEnd"/>
       <w:r>
         <w:rPr>
           <w:sz w:val="26"/>
@@ -4776,7 +3548,6 @@
         </w:rPr>
         <w:t xml:space="preserve">  </w:t>
       </w:r>
-      <w:proofErr w:type="gramStart"/>
       <w:r>
         <w:rPr>
           <w:sz w:val="26"/>
@@ -4796,7 +3567,6 @@
         </w:rPr>
         <w:t>is</w:t>
       </w:r>
-      <w:proofErr w:type="gramEnd"/>
       <w:r>
         <w:rPr>
           <w:spacing w:val="30"/>
@@ -4804,7 +3574,6 @@
         </w:rPr>
         <w:t xml:space="preserve">  </w:t>
       </w:r>
-      <w:proofErr w:type="gramStart"/>
       <w:r>
         <w:rPr>
           <w:sz w:val="26"/>
@@ -4824,7 +3593,6 @@
         </w:rPr>
         <w:t>value</w:t>
       </w:r>
-      <w:proofErr w:type="gramEnd"/>
       <w:r>
         <w:rPr>
           <w:spacing w:val="30"/>
@@ -4849,7 +3617,6 @@
           <w:sz w:val="26"/>
         </w:rPr>
       </w:pPr>
-      <w:proofErr w:type="spellStart"/>
       <w:r>
         <w:rPr>
           <w:rFonts w:ascii="Calibri"/>
@@ -4859,7 +3626,6 @@
         </w:rPr>
         <w:t>myCounter</w:t>
       </w:r>
-      <w:proofErr w:type="spellEnd"/>
       <w:r>
         <w:rPr>
           <w:rFonts w:ascii="Calibri"/>
@@ -5002,11 +3768,9 @@
                               </w:rPr>
                               <w:t xml:space="preserve"> </w:t>
                             </w:r>
-                            <w:proofErr w:type="spellStart"/>
                             <w:r>
                               <w:t>myCounter</w:t>
                             </w:r>
-                            <w:proofErr w:type="spellEnd"/>
                             <w:r>
                               <w:rPr>
                                 <w:spacing w:val="-1"/>
@@ -5167,11 +3931,9 @@
                         </w:rPr>
                         <w:t xml:space="preserve"> </w:t>
                       </w:r>
-                      <w:proofErr w:type="spellStart"/>
                       <w:r>
                         <w:t>myCounter</w:t>
                       </w:r>
-                      <w:proofErr w:type="spellEnd"/>
                       <w:r>
                         <w:rPr>
                           <w:spacing w:val="-1"/>
@@ -5549,10 +4311,6 @@
             <w:pPr>
               <w:pStyle w:val="TableParagraph"/>
               <w:spacing w:before="13"/>
-              <w:ind w:left="420"/>
-              <w:rPr>
-                <w:sz w:val="20"/>
-              </w:rPr>
             </w:pPr>
             <w:r>
               <w:rPr>
@@ -5731,7 +4489,7 @@
                     </wp:anchor>
                   </w:drawing>
                 </mc:Choice>
-                <mc:Fallback xmlns:pic="http://schemas.openxmlformats.org/drawingml/2006/picture" xmlns:a="http://schemas.openxmlformats.org/drawingml/2006/main" xmlns:ve="http://schemas.openxmlformats.org/markup-compatibility/2006">
+                <mc:Fallback xmlns:ve="http://schemas.openxmlformats.org/markup-compatibility/2006" xmlns:a="http://schemas.openxmlformats.org/drawingml/2006/main" xmlns:pic="http://schemas.openxmlformats.org/drawingml/2006/picture">
                   <w:pict>
                     <v:group style="position:absolute;margin-left:15.721741pt;margin-top:-53.910763pt;width:148pt;height:194.3pt;mso-position-horizontal-relative:column;mso-position-vertical-relative:paragraph;z-index:-15806976" id="docshapegroup8" coordorigin="314,-1078" coordsize="2960,3886">
                       <v:rect style="position:absolute;left:321;top:-1072;width:2947;height:3873" id="docshape9" filled="true" fillcolor="#76d6ff" stroked="false">
@@ -5749,37 +4507,32 @@
                 </mc:Fallback>
               </mc:AlternateContent>
             </w:r>
-            <w:proofErr w:type="spellStart"/>
-            <w:proofErr w:type="gramStart"/>
             <w:r>
               <w:rPr>
-                <w:spacing w:val="-2"/>
                 <w:sz w:val="20"/>
               </w:rPr>
-              <w:t>myCounter</w:t>
+              <w:t xml:space="preserve">       </w:t>
             </w:r>
-            <w:proofErr w:type="spellEnd"/>
+            <w:r>
+              <w:t>myCounters (Counter[]) -&gt;</w:t>
+            </w:r>
+            <w:r>
+              <w:t xml:space="preserve"> </w:t>
+            </w:r>
+          </w:p>
+          <w:p>
+            <w:pPr>
+              <w:pStyle w:val="TableParagraph"/>
+              <w:spacing w:before="13"/>
+              <w:rPr>
+                <w:sz w:val="20"/>
+              </w:rPr>
+            </w:pPr>
             <w:r>
               <w:rPr>
-                <w:spacing w:val="-2"/>
                 <w:sz w:val="20"/>
               </w:rPr>
-              <w:t>(Counter[</w:t>
-            </w:r>
-            <w:proofErr w:type="gramEnd"/>
-            <w:r>
-              <w:rPr>
-                <w:spacing w:val="-2"/>
-                <w:sz w:val="20"/>
-              </w:rPr>
-              <w:t>])-</w:t>
-            </w:r>
-            <w:r>
-              <w:rPr>
-                <w:spacing w:val="-10"/>
-                <w:sz w:val="20"/>
-              </w:rPr>
-              <w:t>&gt;</w:t>
+              <w:t xml:space="preserve">       [reference to array in heap]</w:t>
             </w:r>
           </w:p>
         </w:tc>
@@ -5790,183 +4543,138 @@
           <w:p>
             <w:pPr>
               <w:pStyle w:val="TableParagraph"/>
-              <w:spacing w:before="86"/>
-              <w:ind w:left="105"/>
-              <w:rPr>
-                <w:rFonts w:ascii="Microsoft Sans Serif" w:hAnsi="Microsoft Sans Serif"/>
-                <w:sz w:val="20"/>
-              </w:rPr>
+              <w:tabs>
+                <w:tab w:val="left" w:pos="582"/>
+              </w:tabs>
+              <w:spacing w:before="2"/>
+              <w:ind w:left="160"/>
             </w:pPr>
             <w:r>
-              <w:rPr>
-                <w:sz w:val="20"/>
-              </w:rPr>
-              <w:t>ref0</w:t>
-            </w:r>
-            <w:r>
-              <w:rPr>
-                <w:spacing w:val="-1"/>
-                <w:sz w:val="20"/>
-              </w:rPr>
-              <w:t xml:space="preserve"> </w:t>
-            </w:r>
-            <w:r>
-              <w:rPr>
-                <w:rFonts w:ascii="Microsoft Sans Serif" w:hAnsi="Microsoft Sans Serif"/>
-                <w:spacing w:val="-10"/>
-                <w:sz w:val="20"/>
-              </w:rPr>
-              <w:t>→</w:t>
+              <w:t>Array: Counter[3]</w:t>
             </w:r>
           </w:p>
           <w:p>
             <w:pPr>
               <w:pStyle w:val="TableParagraph"/>
-              <w:spacing w:before="10" w:line="249" w:lineRule="auto"/>
-              <w:ind w:left="105" w:right="234" w:firstLine="277"/>
-              <w:rPr>
-                <w:sz w:val="20"/>
-              </w:rPr>
+              <w:tabs>
+                <w:tab w:val="left" w:pos="582"/>
+              </w:tabs>
+              <w:spacing w:before="2"/>
+              <w:ind w:left="160"/>
             </w:pPr>
             <w:r>
-              <w:rPr>
-                <w:sz w:val="20"/>
-              </w:rPr>
-              <w:t>Counter</w:t>
+              <w:t xml:space="preserve"> [0] ----&gt; Counter Obj 1</w:t>
             </w:r>
+          </w:p>
+          <w:p>
+            <w:pPr>
+              <w:pStyle w:val="TableParagraph"/>
+              <w:tabs>
+                <w:tab w:val="left" w:pos="582"/>
+              </w:tabs>
+              <w:spacing w:before="2"/>
+              <w:ind w:left="160"/>
+            </w:pPr>
             <w:r>
-              <w:rPr>
-                <w:spacing w:val="-4"/>
-                <w:sz w:val="20"/>
-              </w:rPr>
-              <w:t xml:space="preserve"> </w:t>
+              <w:t xml:space="preserve"> [1] ----&gt; Counter Obj 2</w:t>
             </w:r>
-            <w:proofErr w:type="gramStart"/>
+          </w:p>
+          <w:p>
+            <w:pPr>
+              <w:pStyle w:val="TableParagraph"/>
+              <w:tabs>
+                <w:tab w:val="left" w:pos="582"/>
+              </w:tabs>
+              <w:spacing w:before="2"/>
+              <w:ind w:left="160"/>
+            </w:pPr>
             <w:r>
-              <w:rPr>
-                <w:sz w:val="20"/>
-              </w:rPr>
-              <w:t>{</w:t>
+              <w:t xml:space="preserve"> [2] ----&gt; Counter Obj 2 (same reference as [1])</w:t>
             </w:r>
+          </w:p>
+          <w:p>
+            <w:pPr>
+              <w:pStyle w:val="TableParagraph"/>
+              <w:tabs>
+                <w:tab w:val="left" w:pos="582"/>
+              </w:tabs>
+              <w:spacing w:before="2"/>
+              <w:ind w:left="160"/>
+            </w:pPr>
+          </w:p>
+          <w:p>
+            <w:pPr>
+              <w:pStyle w:val="TableParagraph"/>
+              <w:tabs>
+                <w:tab w:val="left" w:pos="582"/>
+              </w:tabs>
+              <w:spacing w:before="2"/>
+              <w:ind w:left="160"/>
+            </w:pPr>
             <w:r>
-              <w:rPr>
-                <w:spacing w:val="-4"/>
-                <w:sz w:val="20"/>
-              </w:rPr>
-              <w:t xml:space="preserve"> </w:t>
+              <w:t xml:space="preserve">Counter Object 1: </w:t>
             </w:r>
+          </w:p>
+          <w:p>
+            <w:pPr>
+              <w:pStyle w:val="TableParagraph"/>
+              <w:tabs>
+                <w:tab w:val="left" w:pos="582"/>
+              </w:tabs>
+              <w:spacing w:before="2"/>
+              <w:ind w:left="160"/>
+            </w:pPr>
             <w:r>
-              <w:rPr>
-                <w:sz w:val="20"/>
-              </w:rPr>
-              <w:t>Name</w:t>
+              <w:t xml:space="preserve">Counter _name: "Counter 1" </w:t>
             </w:r>
-            <w:proofErr w:type="gramEnd"/>
+          </w:p>
+          <w:p>
+            <w:pPr>
+              <w:pStyle w:val="TableParagraph"/>
+              <w:tabs>
+                <w:tab w:val="left" w:pos="582"/>
+              </w:tabs>
+              <w:spacing w:before="2"/>
+              <w:ind w:left="160"/>
+            </w:pPr>
             <w:r>
-              <w:rPr>
-                <w:spacing w:val="-4"/>
-                <w:sz w:val="20"/>
-              </w:rPr>
-              <w:t xml:space="preserve"> </w:t>
+              <w:t xml:space="preserve">_count: 9 </w:t>
             </w:r>
+          </w:p>
+          <w:p>
+            <w:pPr>
+              <w:pStyle w:val="TableParagraph"/>
+              <w:tabs>
+                <w:tab w:val="left" w:pos="582"/>
+              </w:tabs>
+              <w:spacing w:before="2"/>
+              <w:ind w:left="160"/>
+            </w:pPr>
+          </w:p>
+          <w:p>
+            <w:pPr>
+              <w:pStyle w:val="TableParagraph"/>
+              <w:tabs>
+                <w:tab w:val="left" w:pos="582"/>
+              </w:tabs>
+              <w:spacing w:before="2"/>
+              <w:ind w:left="160"/>
+            </w:pPr>
             <w:r>
-              <w:rPr>
-                <w:sz w:val="20"/>
-              </w:rPr>
-              <w:t>=</w:t>
+              <w:t xml:space="preserve">Counter Object 2: </w:t>
             </w:r>
+          </w:p>
+          <w:p>
+            <w:pPr>
+              <w:pStyle w:val="TableParagraph"/>
+              <w:tabs>
+                <w:tab w:val="left" w:pos="582"/>
+              </w:tabs>
+              <w:spacing w:before="2"/>
+              <w:ind w:left="160"/>
+            </w:pPr>
             <w:r>
-              <w:rPr>
-                <w:spacing w:val="-4"/>
-                <w:sz w:val="20"/>
-              </w:rPr>
-              <w:t xml:space="preserve"> </w:t>
-            </w:r>
-            <w:r>
-              <w:rPr>
-                <w:sz w:val="20"/>
-              </w:rPr>
-              <w:t>"Counter</w:t>
-            </w:r>
-            <w:r>
-              <w:rPr>
-                <w:spacing w:val="-4"/>
-                <w:sz w:val="20"/>
-              </w:rPr>
-              <w:t xml:space="preserve"> </w:t>
-            </w:r>
-            <w:r>
-              <w:rPr>
-                <w:sz w:val="20"/>
-              </w:rPr>
-              <w:t>1",</w:t>
-            </w:r>
-            <w:r>
-              <w:rPr>
-                <w:spacing w:val="-5"/>
-                <w:sz w:val="20"/>
-              </w:rPr>
-              <w:t xml:space="preserve"> </w:t>
-            </w:r>
-            <w:r>
-              <w:rPr>
-                <w:sz w:val="20"/>
-              </w:rPr>
-              <w:t>_count</w:t>
-            </w:r>
-            <w:r>
-              <w:rPr>
-                <w:spacing w:val="-5"/>
-                <w:sz w:val="20"/>
-              </w:rPr>
-              <w:t xml:space="preserve"> </w:t>
-            </w:r>
-            <w:r>
-              <w:rPr>
-                <w:sz w:val="20"/>
-              </w:rPr>
-              <w:t>=</w:t>
-            </w:r>
-            <w:r>
-              <w:rPr>
-                <w:spacing w:val="-4"/>
-                <w:sz w:val="20"/>
-              </w:rPr>
-              <w:t xml:space="preserve"> </w:t>
-            </w:r>
-            <w:proofErr w:type="gramStart"/>
-            <w:r>
-              <w:rPr>
-                <w:sz w:val="20"/>
-              </w:rPr>
-              <w:t>0</w:t>
-            </w:r>
-            <w:r>
-              <w:rPr>
-                <w:spacing w:val="-4"/>
-                <w:sz w:val="20"/>
-              </w:rPr>
-              <w:t xml:space="preserve"> </w:t>
-            </w:r>
-            <w:r>
-              <w:rPr>
-                <w:sz w:val="20"/>
-              </w:rPr>
-              <w:t>}</w:t>
-            </w:r>
-            <w:proofErr w:type="gramEnd"/>
-            <w:r>
-              <w:rPr>
-                <w:sz w:val="20"/>
-              </w:rPr>
-              <w:t xml:space="preserve"> </w:t>
-            </w:r>
-            <w:r>
-              <w:rPr>
-                <w:spacing w:val="-4"/>
-                <w:sz w:val="20"/>
-              </w:rPr>
-              <w:t>ref1</w:t>
+              <w:t>Counter _name: "Counter 2"</w:t>
             </w:r>
           </w:p>
           <w:p>
@@ -5982,101 +4690,8 @@
               </w:rPr>
             </w:pPr>
             <w:r>
-              <w:rPr>
-                <w:rFonts w:ascii="Microsoft Sans Serif" w:hAnsi="Microsoft Sans Serif"/>
-                <w:spacing w:val="-10"/>
-                <w:sz w:val="20"/>
-              </w:rPr>
-              <w:t>→</w:t>
+              <w:t>_count: 0 (reset via myCounters[2].Reset())</w:t>
             </w:r>
-            <w:r>
-              <w:rPr>
-                <w:rFonts w:ascii="Microsoft Sans Serif" w:hAnsi="Microsoft Sans Serif"/>
-                <w:sz w:val="20"/>
-              </w:rPr>
-              <w:tab/>
-            </w:r>
-            <w:r>
-              <w:rPr>
-                <w:sz w:val="20"/>
-              </w:rPr>
-              <w:t>Counter</w:t>
-            </w:r>
-            <w:r>
-              <w:rPr>
-                <w:spacing w:val="-3"/>
-                <w:sz w:val="20"/>
-              </w:rPr>
-              <w:t xml:space="preserve"> </w:t>
-            </w:r>
-            <w:proofErr w:type="gramStart"/>
-            <w:r>
-              <w:rPr>
-                <w:sz w:val="20"/>
-              </w:rPr>
-              <w:t>{ Name</w:t>
-            </w:r>
-            <w:proofErr w:type="gramEnd"/>
-            <w:r>
-              <w:rPr>
-                <w:sz w:val="20"/>
-              </w:rPr>
-              <w:t xml:space="preserve"> =</w:t>
-            </w:r>
-            <w:r>
-              <w:rPr>
-                <w:spacing w:val="-1"/>
-                <w:sz w:val="20"/>
-              </w:rPr>
-              <w:t xml:space="preserve"> </w:t>
-            </w:r>
-            <w:r>
-              <w:rPr>
-                <w:sz w:val="20"/>
-              </w:rPr>
-              <w:t>"Counter 2",</w:t>
-            </w:r>
-            <w:r>
-              <w:rPr>
-                <w:spacing w:val="-1"/>
-                <w:sz w:val="20"/>
-              </w:rPr>
-              <w:t xml:space="preserve"> </w:t>
-            </w:r>
-            <w:r>
-              <w:rPr>
-                <w:sz w:val="20"/>
-              </w:rPr>
-              <w:t>_count</w:t>
-            </w:r>
-            <w:r>
-              <w:rPr>
-                <w:spacing w:val="-2"/>
-                <w:sz w:val="20"/>
-              </w:rPr>
-              <w:t xml:space="preserve"> </w:t>
-            </w:r>
-            <w:r>
-              <w:rPr>
-                <w:sz w:val="20"/>
-              </w:rPr>
-              <w:t xml:space="preserve">= </w:t>
-            </w:r>
-            <w:proofErr w:type="gramStart"/>
-            <w:r>
-              <w:rPr>
-                <w:sz w:val="20"/>
-              </w:rPr>
-              <w:t xml:space="preserve">0 </w:t>
-            </w:r>
-            <w:r>
-              <w:rPr>
-                <w:spacing w:val="-10"/>
-                <w:sz w:val="20"/>
-              </w:rPr>
-              <w:t>}</w:t>
-            </w:r>
-            <w:proofErr w:type="gramEnd"/>
           </w:p>
         </w:tc>
       </w:tr>
@@ -6167,7 +4782,6 @@
         </w:rPr>
         <w:t xml:space="preserve"> </w:t>
       </w:r>
-      <w:proofErr w:type="spellStart"/>
       <w:r>
         <w:rPr>
           <w:rFonts w:ascii="Times New Roman"/>
@@ -6177,7 +4791,6 @@
         </w:rPr>
         <w:t>myCounters</w:t>
       </w:r>
-      <w:proofErr w:type="spellEnd"/>
       <w:r>
         <w:rPr>
           <w:rFonts w:ascii="Times New Roman"/>
@@ -6404,27 +5017,7 @@
           <w:color w:val="525252"/>
           <w:sz w:val="24"/>
         </w:rPr>
-        <w:t xml:space="preserve">of </w:t>
-      </w:r>
-      <w:proofErr w:type="spellStart"/>
-      <w:r>
-        <w:rPr>
-          <w:rFonts w:ascii="Times New Roman"/>
-          <w:b/>
-          <w:color w:val="525252"/>
-          <w:sz w:val="24"/>
-        </w:rPr>
-        <w:t>myCounters</w:t>
-      </w:r>
-      <w:proofErr w:type="spellEnd"/>
-      <w:r>
-        <w:rPr>
-          <w:rFonts w:ascii="Times New Roman"/>
-          <w:b/>
-          <w:color w:val="525252"/>
-          <w:sz w:val="24"/>
-        </w:rPr>
-        <w:t>[X],</w:t>
+        <w:t>of myCounters[X],</w:t>
       </w:r>
       <w:r>
         <w:rPr>
@@ -6690,27 +5283,7 @@
           <w:color w:val="525252"/>
           <w:sz w:val="24"/>
         </w:rPr>
-        <w:t xml:space="preserve">Please provide your observation with screenshots and </w:t>
-      </w:r>
-      <w:proofErr w:type="spellStart"/>
-      <w:r>
-        <w:rPr>
-          <w:rFonts w:ascii="Times New Roman"/>
-          <w:b/>
-          <w:color w:val="525252"/>
-          <w:sz w:val="24"/>
-        </w:rPr>
-        <w:t>explaination</w:t>
-      </w:r>
-      <w:proofErr w:type="spellEnd"/>
-      <w:r>
-        <w:rPr>
-          <w:rFonts w:ascii="Times New Roman"/>
-          <w:b/>
-          <w:color w:val="525252"/>
-          <w:sz w:val="24"/>
-        </w:rPr>
-        <w:t>.</w:t>
+        <w:t>Please provide your observation with screenshots and explaination.</w:t>
       </w:r>
     </w:p>
     <w:p>
@@ -7283,29 +5856,7 @@
                                     <w:w w:val="105"/>
                                     <w:sz w:val="24"/>
                                   </w:rPr>
-                                  <w:t>pointer-blamed-</w:t>
-                                </w:r>
-                                <w:proofErr w:type="spellStart"/>
-                                <w:r>
-                                  <w:rPr>
-                                    <w:rFonts w:ascii="Times New Roman"/>
-                                    <w:color w:val="525252"/>
-                                    <w:spacing w:val="-2"/>
-                                    <w:w w:val="105"/>
-                                    <w:sz w:val="24"/>
-                                  </w:rPr>
-                                  <w:t>rca</w:t>
-                                </w:r>
-                                <w:proofErr w:type="spellEnd"/>
-                                <w:r>
-                                  <w:rPr>
-                                    <w:rFonts w:ascii="Times New Roman"/>
-                                    <w:color w:val="525252"/>
-                                    <w:spacing w:val="-2"/>
-                                    <w:w w:val="105"/>
-                                    <w:sz w:val="24"/>
-                                  </w:rPr>
-                                  <w:t>/</w:t>
+                                  <w:t>pointer-blamed-rca/</w:t>
                                 </w:r>
                               </w:hyperlink>
                             </w:p>
@@ -7413,29 +5964,7 @@
                               <w:w w:val="105"/>
                               <w:sz w:val="24"/>
                             </w:rPr>
-                            <w:t>pointer-blamed-</w:t>
-                          </w:r>
-                          <w:proofErr w:type="spellStart"/>
-                          <w:r>
-                            <w:rPr>
-                              <w:rFonts w:ascii="Times New Roman"/>
-                              <w:color w:val="525252"/>
-                              <w:spacing w:val="-2"/>
-                              <w:w w:val="105"/>
-                              <w:sz w:val="24"/>
-                            </w:rPr>
-                            <w:t>rca</w:t>
-                          </w:r>
-                          <w:proofErr w:type="spellEnd"/>
-                          <w:r>
-                            <w:rPr>
-                              <w:rFonts w:ascii="Times New Roman"/>
-                              <w:color w:val="525252"/>
-                              <w:spacing w:val="-2"/>
-                              <w:w w:val="105"/>
-                              <w:sz w:val="24"/>
-                            </w:rPr>
-                            <w:t>/</w:t>
+                            <w:t>pointer-blamed-rca/</w:t>
                           </w:r>
                         </w:hyperlink>
                       </w:p>
